--- a/files/04_KIBB_GroupOutsourcingFinancePolicy.docx
+++ b/files/04_KIBB_GroupOutsourcingFinancePolicy.docx
@@ -18,7 +18,7 @@
           <w:b/>
           <w:sz w:val="24"/>
         </w:rPr>
-        <w:t>Kenanga Investment Bank Berhad</w:t>
+        <w:t>Contoso Investment Bank Berhad</w:t>
       </w:r>
     </w:p>
     <w:p>
@@ -28,7 +28,7 @@
           <w:color w:val="64748B"/>
           <w:sz w:val="22"/>
         </w:rPr>
-        <w:t>Document Reference: KIBB-GRP-POL-OF-2026-v3.2</w:t>
+        <w:t>Document Reference: Contoso-GRP-POL-OF-2026-v3.2</w:t>
       </w:r>
     </w:p>
     <w:p>
@@ -68,7 +68,7 @@
           <w:color w:val="64748B"/>
           <w:sz w:val="22"/>
         </w:rPr>
-        <w:t>Classification: Internal | Audience: All employees of KIBB Group</w:t>
+        <w:t>Classification: Internal | Audience: All employees of Contoso Group</w:t>
       </w:r>
     </w:p>
     <w:p>
@@ -110,7 +110,7 @@
         <w:rPr>
           <w:sz w:val="22"/>
         </w:rPr>
-        <w:t>1.2 This Manual applies to KIBB and all subsidiaries, including Kenanga Investors, Kenanga Futures, Rakuten Trade, Kenanga Capital Islamic, and any joint venture or associate over which KIBB exercises control or significant influence.</w:t>
+        <w:t>1.2 This Manual applies to Contoso and all subsidiaries, including Contoso Investors, Contoso Futures, Contoso Trade, Contoso Capital Islamic, and any joint venture or associate over which Contoso exercises control or significant influence.</w:t>
       </w:r>
     </w:p>
     <w:p>
